--- a/n8n-contract-intake-agent/manual/Тест-спецификация_проверка_бота_n8n.docx
+++ b/n8n-contract-intake-agent/manual/Тест-спецификация_проверка_бота_n8n.docx
@@ -2960,17 +2960,17 @@
           <w:sz w:val="20"/>
           <w:szCs w:val="20"/>
         </w:rPr>
-        <w:t xml:space="preserve">Два небольших файла-документа для TC-06 и TC-20 (подойдёт любой PDF/DOCX, важно </w:t>
+        <w:t xml:space="preserve">Три готовых тестовых файла (лежат рядом с этим документом, папка </w:t>
       </w:r>
       <w:r>
         <w:rPr>
-          <w:rFonts w:ascii="Arial" w:cs="Arial" w:eastAsia="Arial" w:hAnsi="Arial"/>
-          <w:b/>
-          <w:bCs/>
-          <w:sz w:val="20"/>
-          <w:szCs w:val="20"/>
+          <w:rFonts w:ascii="Courier New" w:cs="Courier New" w:eastAsia="Courier New" w:hAnsi="Courier New"/>
+          <w:color w:val="7A2E00"/>
+          <w:sz w:val="19"/>
+          <w:szCs w:val="19"/>
+          <w:shd w:fill="F4EDE4" w:color="auto" w:val="clear"/>
         </w:rPr>
-        <w:t xml:space="preserve">имя файла</w:t>
+        <w:t xml:space="preserve">test-documents</w:t>
       </w:r>
       <w:r>
         <w:rPr>
@@ -2978,7 +2978,7 @@
           <w:sz w:val="20"/>
           <w:szCs w:val="20"/>
         </w:rPr>
-        <w:t xml:space="preserve"> — оно определяет тип документа): </w:t>
+        <w:t xml:space="preserve">): </w:t>
       </w:r>
       <w:r>
         <w:rPr>
@@ -2996,7 +2996,7 @@
           <w:sz w:val="20"/>
           <w:szCs w:val="20"/>
         </w:rPr>
-        <w:t xml:space="preserve">, </w:t>
+        <w:t xml:space="preserve"> (TC-06), </w:t>
       </w:r>
       <w:r>
         <w:rPr>
@@ -3014,7 +3014,7 @@
           <w:sz w:val="20"/>
           <w:szCs w:val="20"/>
         </w:rPr>
-        <w:t xml:space="preserve">, </w:t>
+        <w:t xml:space="preserve"> и </w:t>
       </w:r>
       <w:r>
         <w:rPr>
@@ -3032,7 +3032,7 @@
           <w:sz w:val="20"/>
           <w:szCs w:val="20"/>
         </w:rPr>
-        <w:t xml:space="preserve">. Отправляйте их как </w:t>
+        <w:t xml:space="preserve"> (TC-20). Данные в них вымышлены. Бот определяет тип документа </w:t>
       </w:r>
       <w:r>
         <w:rPr>
@@ -3042,7 +3042,7 @@
           <w:sz w:val="20"/>
           <w:szCs w:val="20"/>
         </w:rPr>
-        <w:t xml:space="preserve">файл (документ)</w:t>
+        <w:t xml:space="preserve">по имени файла</w:t>
       </w:r>
       <w:r>
         <w:rPr>
@@ -3050,7 +3050,25 @@
           <w:sz w:val="20"/>
           <w:szCs w:val="20"/>
         </w:rPr>
-        <w:t xml:space="preserve">, а не как фото.</w:t>
+        <w:t xml:space="preserve">, поэтому имена менять нельзя. Отправляйте файлы как </w:t>
+      </w:r>
+      <w:r>
+        <w:rPr>
+          <w:rFonts w:ascii="Arial" w:cs="Arial" w:eastAsia="Arial" w:hAnsi="Arial"/>
+          <w:b/>
+          <w:bCs/>
+          <w:sz w:val="20"/>
+          <w:szCs w:val="20"/>
+        </w:rPr>
+        <w:t xml:space="preserve">документ</w:t>
+      </w:r>
+      <w:r>
+        <w:rPr>
+          <w:rFonts w:ascii="Arial" w:cs="Arial" w:eastAsia="Arial" w:hAnsi="Arial"/>
+          <w:sz w:val="20"/>
+          <w:szCs w:val="20"/>
+        </w:rPr>
+        <w:t xml:space="preserve"> (скрепка → «Файл»), а не как фото.</w:t>
       </w:r>
     </w:p>
     <w:p>

--- a/n8n-contract-intake-agent/manual/Тест-спецификация_проверка_бота_n8n.docx
+++ b/n8n-contract-intake-agent/manual/Тест-спецификация_проверка_бота_n8n.docx
@@ -18351,7 +18351,7 @@
                 <w:sz w:val="16"/>
                 <w:szCs w:val="16"/>
               </w:rPr>
-              <w:t xml:space="preserve">Карточка не заполняется или переспрашивает уже названное</w:t>
+              <w:t xml:space="preserve">ИИ отвечает «не по теме» на нормальную заявку (Output узла 15: intent = off_topic, все поля null)</w:t>
             </w:r>
           </w:p>
         </w:tc>
@@ -18383,7 +18383,7 @@
                 <w:sz w:val="16"/>
                 <w:szCs w:val="16"/>
               </w:rPr>
-              <w:t xml:space="preserve">Не вставлена JSON Schema / не включён Strict в узле 15; либо в узле 14 нет Include Other Input Fields</w:t>
+              <w:t xml:space="preserve">ИИ получил не текст заявки, а буквальную строку: поле llm_prompt в узле 14 (или Prompt второго сообщения узла 15) сохранено как обычный текст, без Expression</w:t>
             </w:r>
           </w:p>
         </w:tc>
@@ -18415,7 +18415,7 @@
                 <w:sz w:val="16"/>
                 <w:szCs w:val="16"/>
               </w:rPr>
-              <w:t xml:space="preserve">Сверить узлы 14 и 15 с инструкцией по сборке</w:t>
+              <w:t xml:space="preserve">Узел 14, Output → llm_prompt: должно начинаться с «ТЕКУЩАЯ ДАТА: 2026-…», а не с «{{». Исправление: поле value → наведите курсор → Expression (значок fx)</w:t>
             </w:r>
           </w:p>
         </w:tc>
@@ -18453,7 +18453,7 @@
                 <w:sz w:val="16"/>
                 <w:szCs w:val="16"/>
               </w:rPr>
-              <w:t xml:space="preserve">Кнопка «Подтвердить» ничего не делает</w:t>
+              <w:t xml:space="preserve">Карточка не заполняется или переспрашивает уже названное</w:t>
             </w:r>
           </w:p>
         </w:tc>
@@ -18486,7 +18486,7 @@
                 <w:sz w:val="16"/>
                 <w:szCs w:val="16"/>
               </w:rPr>
-              <w:t xml:space="preserve">Нет связи 2 → 3 и 3 [true] → 4, или у кнопок неверный Callback Data</w:t>
+              <w:t xml:space="preserve">Не вставлена JSON Schema / не включён Strict в узле 15; либо в узле 14 нет Include Other Input Fields</w:t>
             </w:r>
           </w:p>
         </w:tc>
@@ -18519,7 +18519,7 @@
                 <w:sz w:val="16"/>
                 <w:szCs w:val="16"/>
               </w:rPr>
-              <w:t xml:space="preserve">Callback Data: confirm / edit / cancel; проверить связи в разделе E2 инструкции</w:t>
+              <w:t xml:space="preserve">Сверить узлы 14 и 15 с инструкцией по сборке</w:t>
             </w:r>
           </w:p>
         </w:tc>
@@ -18556,7 +18556,7 @@
                 <w:sz w:val="16"/>
                 <w:szCs w:val="16"/>
               </w:rPr>
-              <w:t xml:space="preserve">Заявка зарегистрировалась дважды</w:t>
+              <w:t xml:space="preserve">Кнопка «Подтвердить» ничего не делает</w:t>
             </w:r>
           </w:p>
         </w:tc>
@@ -18588,7 +18588,7 @@
                 <w:sz w:val="16"/>
                 <w:szCs w:val="16"/>
               </w:rPr>
-              <w:t xml:space="preserve">Дубль строки в таблице: узел 35 настроен без условия по request_uid</w:t>
+              <w:t xml:space="preserve">Нет связи 2 → 3 и 3 [true] → 4, или у кнопок неверный Callback Data</w:t>
             </w:r>
           </w:p>
         </w:tc>
@@ -18620,7 +18620,7 @@
                 <w:sz w:val="16"/>
                 <w:szCs w:val="16"/>
               </w:rPr>
-              <w:t xml:space="preserve">Узел 35: Conditions → Column request_uid Equals {{ $json.request_uid }}</w:t>
+              <w:t xml:space="preserve">Callback Data: confirm / edit / cancel; проверить связи в разделе E2 инструкции</w:t>
             </w:r>
           </w:p>
         </w:tc>
@@ -18658,7 +18658,7 @@
                 <w:sz w:val="16"/>
                 <w:szCs w:val="16"/>
               </w:rPr>
-              <w:t xml:space="preserve">Сообщения дублируются</w:t>
+              <w:t xml:space="preserve">Заявка зарегистрировалась дважды</w:t>
             </w:r>
           </w:p>
         </w:tc>
@@ -18691,6 +18691,108 @@
                 <w:sz w:val="16"/>
                 <w:szCs w:val="16"/>
               </w:rPr>
+              <w:t xml:space="preserve">Дубль строки в таблице: узел 35 настроен без условия по request_uid</w:t>
+            </w:r>
+          </w:p>
+        </w:tc>
+        <w:tc>
+          <w:tcPr>
+            <w:tcW w:type="dxa" w:w="5638"/>
+            <w:tcBorders>
+              <w:top w:val="single" w:color="BFC7D5" w:sz="4"/>
+              <w:left w:val="single" w:color="BFC7D5" w:sz="4"/>
+              <w:bottom w:val="single" w:color="BFC7D5" w:sz="4"/>
+              <w:right w:val="single" w:color="BFC7D5" w:sz="4"/>
+            </w:tcBorders>
+            <w:shd w:fill="F3F6FB" w:color="auto" w:val="clear"/>
+            <w:tcMar>
+              <w:top w:type="dxa" w:w="50"/>
+              <w:left w:type="dxa" w:w="90"/>
+              <w:bottom w:type="dxa" w:w="40"/>
+              <w:right w:type="dxa" w:w="90"/>
+            </w:tcMar>
+            <w:vAlign w:val="top"/>
+          </w:tcPr>
+          <w:p>
+            <w:pPr>
+              <w:spacing w:after="30" w:line="240"/>
+              <w:jc w:val="left"/>
+            </w:pPr>
+            <w:r>
+              <w:rPr>
+                <w:rFonts w:ascii="Arial" w:cs="Arial" w:eastAsia="Arial" w:hAnsi="Arial"/>
+                <w:sz w:val="16"/>
+                <w:szCs w:val="16"/>
+              </w:rPr>
+              <w:t xml:space="preserve">Узел 35: Conditions → Column request_uid Equals {{ $json.request_uid }}</w:t>
+            </w:r>
+          </w:p>
+        </w:tc>
+      </w:tr>
+      <w:tr>
+        <w:trPr>
+          <w:cantSplit/>
+        </w:trPr>
+        <w:tc>
+          <w:tcPr>
+            <w:tcW w:type="dxa" w:w="4400"/>
+            <w:tcBorders>
+              <w:top w:val="single" w:color="BFC7D5" w:sz="4"/>
+              <w:left w:val="single" w:color="BFC7D5" w:sz="4"/>
+              <w:bottom w:val="single" w:color="BFC7D5" w:sz="4"/>
+              <w:right w:val="single" w:color="BFC7D5" w:sz="4"/>
+            </w:tcBorders>
+            <w:tcMar>
+              <w:top w:type="dxa" w:w="50"/>
+              <w:left w:type="dxa" w:w="90"/>
+              <w:bottom w:type="dxa" w:w="40"/>
+              <w:right w:type="dxa" w:w="90"/>
+            </w:tcMar>
+            <w:vAlign w:val="top"/>
+          </w:tcPr>
+          <w:p>
+            <w:pPr>
+              <w:spacing w:after="30" w:line="240"/>
+              <w:jc w:val="left"/>
+            </w:pPr>
+            <w:r>
+              <w:rPr>
+                <w:rFonts w:ascii="Arial" w:cs="Arial" w:eastAsia="Arial" w:hAnsi="Arial"/>
+                <w:sz w:val="16"/>
+                <w:szCs w:val="16"/>
+              </w:rPr>
+              <w:t xml:space="preserve">Сообщения дублируются</w:t>
+            </w:r>
+          </w:p>
+        </w:tc>
+        <w:tc>
+          <w:tcPr>
+            <w:tcW w:type="dxa" w:w="5100"/>
+            <w:tcBorders>
+              <w:top w:val="single" w:color="BFC7D5" w:sz="4"/>
+              <w:left w:val="single" w:color="BFC7D5" w:sz="4"/>
+              <w:bottom w:val="single" w:color="BFC7D5" w:sz="4"/>
+              <w:right w:val="single" w:color="BFC7D5" w:sz="4"/>
+            </w:tcBorders>
+            <w:tcMar>
+              <w:top w:type="dxa" w:w="50"/>
+              <w:left w:type="dxa" w:w="90"/>
+              <w:bottom w:type="dxa" w:w="40"/>
+              <w:right w:type="dxa" w:w="90"/>
+            </w:tcMar>
+            <w:vAlign w:val="top"/>
+          </w:tcPr>
+          <w:p>
+            <w:pPr>
+              <w:spacing w:after="30" w:line="240"/>
+              <w:jc w:val="left"/>
+            </w:pPr>
+            <w:r>
+              <w:rPr>
+                <w:rFonts w:ascii="Arial" w:cs="Arial" w:eastAsia="Arial" w:hAnsi="Arial"/>
+                <w:sz w:val="16"/>
+                <w:szCs w:val="16"/>
+              </w:rPr>
               <w:t xml:space="preserve">Активны два воркфлоу или несколько публикаций</w:t>
             </w:r>
           </w:p>
@@ -18704,7 +18806,6 @@
               <w:bottom w:val="single" w:color="BFC7D5" w:sz="4"/>
               <w:right w:val="single" w:color="BFC7D5" w:sz="4"/>
             </w:tcBorders>
-            <w:shd w:fill="F3F6FB" w:color="auto" w:val="clear"/>
             <w:tcMar>
               <w:top w:type="dxa" w:w="50"/>
               <w:left w:type="dxa" w:w="90"/>

--- a/n8n-contract-intake-agent/manual/Тест-спецификация_проверка_бота_n8n.docx
+++ b/n8n-contract-intake-agent/manual/Тест-спецификация_проверка_бота_n8n.docx
@@ -10442,7 +10442,25 @@
                 <w:sz w:val="15"/>
                 <w:szCs w:val="15"/>
               </w:rPr>
-              <w:t xml:space="preserve">Расскажи анекдот про кота</w:t>
+              <w:t xml:space="preserve">Расскажи анекдот про кота (для первого варианта ответа сначала отправьте </w:t>
+            </w:r>
+            <w:r>
+              <w:rPr>
+                <w:rFonts w:ascii="Courier New" w:cs="Courier New" w:eastAsia="Courier New" w:hAnsi="Courier New"/>
+                <w:color w:val="7A2E00"/>
+                <w:sz w:val="14"/>
+                <w:szCs w:val="14"/>
+                <w:shd w:fill="F4EDE4" w:color="auto" w:val="clear"/>
+              </w:rPr>
+              <w:t xml:space="preserve">/cancel</w:t>
+            </w:r>
+            <w:r>
+              <w:rPr>
+                <w:rFonts w:ascii="Arial" w:cs="Arial" w:eastAsia="Arial" w:hAnsi="Arial"/>
+                <w:sz w:val="15"/>
+                <w:szCs w:val="15"/>
+              </w:rPr>
+              <w:t xml:space="preserve">, чтобы в чате не было черновика)</w:t>
             </w:r>
           </w:p>
         </w:tc>
@@ -10471,10 +10489,38 @@
             <w:r>
               <w:rPr>
                 <w:rFonts w:ascii="Arial" w:cs="Arial" w:eastAsia="Arial" w:hAnsi="Arial"/>
-                <w:sz w:val="15"/>
-                <w:szCs w:val="15"/>
-              </w:rPr>
-              <w:t xml:space="preserve">Вежливое сообщение, что бот помогает оформлять заявки на согласование договоров («…оформлять заявки…»). Заявка не создаётся.</w:t>
+                <w:b/>
+                <w:bCs/>
+                <w:sz w:val="15"/>
+                <w:szCs w:val="15"/>
+              </w:rPr>
+              <w:t xml:space="preserve">Нет активной заявки:</w:t>
+            </w:r>
+            <w:r>
+              <w:rPr>
+                <w:rFonts w:ascii="Arial" w:cs="Arial" w:eastAsia="Arial" w:hAnsi="Arial"/>
+                <w:sz w:val="15"/>
+                <w:szCs w:val="15"/>
+              </w:rPr>
+              <w:t xml:space="preserve"> «Я помогаю оформлять заявки на согласование договоров. Опишите договор: тип, контрагент, предмет, сумма и срок. Справка — /help.» </w:t>
+            </w:r>
+            <w:r>
+              <w:rPr>
+                <w:rFonts w:ascii="Arial" w:cs="Arial" w:eastAsia="Arial" w:hAnsi="Arial"/>
+                <w:b/>
+                <w:bCs/>
+                <w:sz w:val="15"/>
+                <w:szCs w:val="15"/>
+              </w:rPr>
+              <w:t xml:space="preserve">Есть черновик заявки:</w:t>
+            </w:r>
+            <w:r>
+              <w:rPr>
+                <w:rFonts w:ascii="Arial" w:cs="Arial" w:eastAsia="Arial" w:hAnsi="Arial"/>
+                <w:sz w:val="15"/>
+                <w:szCs w:val="15"/>
+              </w:rPr>
+              <w:t xml:space="preserve"> «Это не похоже на данные по договору. Заявка сохранена — отправьте недостающие данные или /cancel, чтобы отменить.» Оба ответа правильные; новая заявка не создаётся, черновик не меняется.</w:t>
             </w:r>
           </w:p>
         </w:tc>
@@ -10506,7 +10552,7 @@
                 <w:sz w:val="15"/>
                 <w:szCs w:val="15"/>
               </w:rPr>
-              <w:t xml:space="preserve">Executions: 18 [off_topic] → 19.</w:t>
+              <w:t xml:space="preserve">Executions: 18 [off_topic] → 19. Таблица: число строк не изменилось.</w:t>
             </w:r>
           </w:p>
         </w:tc>
@@ -10706,7 +10752,7 @@
                 <w:sz w:val="15"/>
                 <w:szCs w:val="15"/>
               </w:rPr>
-              <w:t xml:space="preserve">. Бот показывает карточку и ждёт нажатия кнопки; возможна строка «⚠ Обнаружена попытка изменить инструкции — проигнорирована».</w:t>
+              <w:t xml:space="preserve">. Допустимы два ответа: (а) карточка с кнопками, где нужно нажать «Подтвердить» (возможна строка «⚠ Обнаружена попытка изменить инструкции — проигнорирована»); (б) если ИИ счёл сообщение не относящимся к договору — «Это не похоже на данные по договору. Заявка сохранена…».</w:t>
             </w:r>
           </w:p>
         </w:tc>
